--- a/phoebechar/rugby/module/URC_Indicator_Vars.docx
+++ b/phoebechar/rugby/module/URC_Indicator_Vars.docx
@@ -149,12 +149,12 @@
             <wp:extent cx="5124450" cy="3325965"/>
             <wp:effectExtent b="0" l="0" r="0" t="0"/>
             <wp:wrapTopAndBottom distB="57150" distT="57150"/>
-            <wp:docPr id="1" name="image2.png"/>
+            <wp:docPr id="1" name="image1.png"/>
             <a:graphic>
               <a:graphicData uri="http://schemas.openxmlformats.org/drawingml/2006/picture">
                 <pic:pic>
                   <pic:nvPicPr>
-                    <pic:cNvPr id="0" name="image2.png"/>
+                    <pic:cNvPr id="0" name="image1.png"/>
                     <pic:cNvPicPr preferRelativeResize="0"/>
                   </pic:nvPicPr>
                   <pic:blipFill>
@@ -373,108 +373,68 @@
     </w:p>
     <w:p>
       <w:pPr>
-        <w:ind w:left="0" w:firstLine="0"/>
-        <w:rPr>
-          <w:rFonts w:ascii="Calibri" w:cs="Calibri" w:eastAsia="Calibri" w:hAnsi="Calibri"/>
-          <w:sz w:val="24"/>
-          <w:szCs w:val="24"/>
-        </w:rPr>
-      </w:pPr>
-      <w:r>
-        <w:rPr>
-          <w:rtl w:val="0"/>
-        </w:rPr>
-      </w:r>
-    </w:p>
-    <w:p>
-      <w:pPr>
-        <w:ind w:left="0" w:firstLine="0"/>
-        <w:rPr>
-          <w:rFonts w:ascii="Calibri" w:cs="Calibri" w:eastAsia="Calibri" w:hAnsi="Calibri"/>
-          <w:sz w:val="24"/>
-          <w:szCs w:val="24"/>
-        </w:rPr>
-      </w:pPr>
-      <w:r>
-        <w:rPr>
-          <w:rtl w:val="0"/>
-        </w:rPr>
-      </w:r>
-    </w:p>
-    <w:p>
-      <w:pPr>
-        <w:numPr>
-          <w:ilvl w:val="0"/>
-          <w:numId w:val="1"/>
-        </w:numPr>
-        <w:ind w:left="720" w:hanging="360"/>
-        <w:rPr>
-          <w:rFonts w:ascii="Calibri" w:cs="Calibri" w:eastAsia="Calibri" w:hAnsi="Calibri"/>
-          <w:sz w:val="24"/>
-          <w:szCs w:val="24"/>
-          <w:u w:val="none"/>
-        </w:rPr>
-      </w:pPr>
-      <w:r>
-        <w:rPr>
-          <w:rFonts w:ascii="Calibri" w:cs="Calibri" w:eastAsia="Calibri" w:hAnsi="Calibri"/>
-          <w:sz w:val="24"/>
-          <w:szCs w:val="24"/>
-          <w:rtl w:val="0"/>
-        </w:rPr>
-        <w:t xml:space="preserve">Regardless of your answer to number 2, refit the model without the indicator variables for scrum-half and fullback. Instead we will leave them grouped in with the fly-halves. We will call this group the Backs. Look at the model summary.</w:t>
-      </w:r>
-    </w:p>
-    <w:p>
-      <w:pPr>
-        <w:rPr>
-          <w:rFonts w:ascii="Calibri" w:cs="Calibri" w:eastAsia="Calibri" w:hAnsi="Calibri"/>
-          <w:sz w:val="24"/>
-          <w:szCs w:val="24"/>
-        </w:rPr>
-      </w:pPr>
-      <w:r>
-        <w:rPr>
-          <w:rtl w:val="0"/>
-        </w:rPr>
-      </w:r>
-    </w:p>
-    <w:p>
-      <w:pPr>
-        <w:rPr>
-          <w:rFonts w:ascii="Calibri" w:cs="Calibri" w:eastAsia="Calibri" w:hAnsi="Calibri"/>
-          <w:sz w:val="24"/>
-          <w:szCs w:val="24"/>
-        </w:rPr>
-      </w:pPr>
-      <w:r>
-        <w:rPr>
-          <w:rFonts w:ascii="Calibri" w:cs="Calibri" w:eastAsia="Calibri" w:hAnsi="Calibri"/>
-          <w:sz w:val="24"/>
-          <w:szCs w:val="24"/>
-          <w:rtl w:val="0"/>
-        </w:rPr>
-        <w:t xml:space="preserve">This scatterplot reflects the change in the model by switching to a single line for the scrum-halves, fullbacks, and fly-halves (the backs).</w:t>
+        <w:rPr>
+          <w:rFonts w:ascii="Calibri" w:cs="Calibri" w:eastAsia="Calibri" w:hAnsi="Calibri"/>
+          <w:sz w:val="24"/>
+          <w:szCs w:val="24"/>
+        </w:rPr>
+      </w:pPr>
+      <w:r>
+        <w:rPr>
+          <w:rtl w:val="0"/>
+        </w:rPr>
+      </w:r>
+    </w:p>
+    <w:p>
+      <w:pPr>
+        <w:rPr>
+          <w:rFonts w:ascii="Calibri" w:cs="Calibri" w:eastAsia="Calibri" w:hAnsi="Calibri"/>
+          <w:sz w:val="24"/>
+          <w:szCs w:val="24"/>
+        </w:rPr>
+      </w:pPr>
+      <w:r>
+        <w:rPr>
+          <w:rtl w:val="0"/>
+        </w:rPr>
+      </w:r>
+    </w:p>
+    <w:p>
+      <w:pPr>
+        <w:rPr>
+          <w:rFonts w:ascii="Calibri" w:cs="Calibri" w:eastAsia="Calibri" w:hAnsi="Calibri"/>
+          <w:sz w:val="24"/>
+          <w:szCs w:val="24"/>
+        </w:rPr>
+      </w:pPr>
+      <w:r>
+        <w:rPr>
+          <w:rFonts w:ascii="Calibri" w:cs="Calibri" w:eastAsia="Calibri" w:hAnsi="Calibri"/>
+          <w:sz w:val="24"/>
+          <w:szCs w:val="24"/>
+          <w:rtl w:val="0"/>
+        </w:rPr>
+        <w:t xml:space="preserve">Regardless of your answer to number 2, we will look at a version of the model without the indicator variables for scrum-half and fullback. We will instead leave them grouped in with the fly-halves in a group we will call the Backs. Run the following code chunk to see a scatterplot reflecting this model.</w:t>
       </w:r>
       <w:r>
         <w:drawing>
           <wp:anchor allowOverlap="1" behindDoc="0" distB="57150" distT="57150" distL="57150" distR="57150" hidden="0" layoutInCell="1" locked="0" relativeHeight="0" simplePos="0">
             <wp:simplePos x="0" y="0"/>
             <wp:positionH relativeFrom="column">
-              <wp:posOffset>114300</wp:posOffset>
+              <wp:posOffset>571500</wp:posOffset>
             </wp:positionH>
             <wp:positionV relativeFrom="paragraph">
-              <wp:posOffset>624260</wp:posOffset>
+              <wp:posOffset>979587</wp:posOffset>
             </wp:positionV>
             <wp:extent cx="5119688" cy="3322874"/>
             <wp:effectExtent b="0" l="0" r="0" t="0"/>
             <wp:wrapTopAndBottom distB="57150" distT="57150"/>
-            <wp:docPr id="2" name="image1.png"/>
+            <wp:docPr id="2" name="image2.png"/>
             <a:graphic>
               <a:graphicData uri="http://schemas.openxmlformats.org/drawingml/2006/picture">
                 <pic:pic>
                   <pic:nvPicPr>
-                    <pic:cNvPr id="0" name="image1.png"/>
+                    <pic:cNvPr id="0" name="image2.png"/>
                     <pic:cNvPicPr preferRelativeResize="0"/>
                   </pic:nvPicPr>
                   <pic:blipFill>
@@ -501,6 +461,44 @@
     </w:p>
     <w:p>
       <w:pPr>
+        <w:rPr>
+          <w:rFonts w:ascii="Calibri" w:cs="Calibri" w:eastAsia="Calibri" w:hAnsi="Calibri"/>
+          <w:sz w:val="24"/>
+          <w:szCs w:val="24"/>
+        </w:rPr>
+      </w:pPr>
+      <w:r>
+        <w:rPr>
+          <w:rtl w:val="0"/>
+        </w:rPr>
+      </w:r>
+    </w:p>
+    <w:p>
+      <w:pPr>
+        <w:numPr>
+          <w:ilvl w:val="0"/>
+          <w:numId w:val="1"/>
+        </w:numPr>
+        <w:spacing w:after="200" w:lineRule="auto"/>
+        <w:ind w:left="720" w:hanging="360"/>
+        <w:rPr>
+          <w:rFonts w:ascii="Calibri" w:cs="Calibri" w:eastAsia="Calibri" w:hAnsi="Calibri"/>
+          <w:sz w:val="24"/>
+          <w:szCs w:val="24"/>
+        </w:rPr>
+      </w:pPr>
+      <w:r>
+        <w:rPr>
+          <w:rFonts w:ascii="Calibri" w:cs="Calibri" w:eastAsia="Calibri" w:hAnsi="Calibri"/>
+          <w:sz w:val="24"/>
+          <w:szCs w:val="24"/>
+          <w:rtl w:val="0"/>
+        </w:rPr>
+        <w:t xml:space="preserve">Refit the model without the indicator variables for scrum-half and fullback. Look at the model summary.</w:t>
+      </w:r>
+    </w:p>
+    <w:p>
+      <w:pPr>
         <w:numPr>
           <w:ilvl w:val="0"/>
           <w:numId w:val="1"/>
@@ -520,6 +518,20 @@
           <w:rtl w:val="0"/>
         </w:rPr>
         <w:t xml:space="preserve">What does the t-test on the prop indicator variable tell us?</w:t>
+      </w:r>
+    </w:p>
+    <w:p>
+      <w:pPr>
+        <w:rPr>
+          <w:rFonts w:ascii="Calibri" w:cs="Calibri" w:eastAsia="Calibri" w:hAnsi="Calibri"/>
+          <w:sz w:val="24"/>
+          <w:szCs w:val="24"/>
+        </w:rPr>
+      </w:pPr>
+      <w:r>
+        <w:rPr>
+          <w:rtl w:val="0"/>
+        </w:rPr>
       </w:r>
     </w:p>
     <w:p>
